--- a/download/notice.docx
+++ b/download/notice.docx
@@ -122,144 +122,6 @@
             </w:pPr>
             <w:r>
               <w:t xml:space="preserve">Action required</w:t>
-            </w:r>
-          </w:p>
-        </w:tc>
-      </w:tr>
-      <w:tr>
-        <w:tc>
-          <w:tcPr/>
-          <w:p>
-            <w:pPr>
-              <w:pStyle w:val="Compact"/>
-            </w:pPr>
-            <w:r>
-              <w:t xml:space="preserve">no.elhub.flex.controllable_unit.grid_node_id.missing</w:t>
-            </w:r>
-          </w:p>
-        </w:tc>
-        <w:tc>
-          <w:tcPr/>
-          <w:p>
-            <w:pPr>
-              <w:pStyle w:val="Compact"/>
-            </w:pPr>
-            <w:r>
-              <w:t xml:space="preserve">Grid node ID missing</w:t>
-            </w:r>
-          </w:p>
-        </w:tc>
-        <w:tc>
-          <w:tcPr/>
-          <w:p>
-            <w:pPr>
-              <w:pStyle w:val="Compact"/>
-            </w:pPr>
-            <w:r>
-              <w:t xml:space="preserve">CSO</w:t>
-            </w:r>
-          </w:p>
-        </w:tc>
-        <w:tc>
-          <w:tcPr/>
-          <w:p>
-            <w:pPr>
-              <w:pStyle w:val="Compact"/>
-            </w:pPr>
-            <w:r>
-              <w:t xml:space="preserve">Update CU with grid node</w:t>
-            </w:r>
-          </w:p>
-        </w:tc>
-      </w:tr>
-      <w:tr>
-        <w:tc>
-          <w:tcPr/>
-          <w:p>
-            <w:pPr>
-              <w:pStyle w:val="Compact"/>
-            </w:pPr>
-            <w:r>
-              <w:t xml:space="preserve">no.elhub.flex.controllable_unit.grid_validation_status.incomplete_information</w:t>
-            </w:r>
-          </w:p>
-        </w:tc>
-        <w:tc>
-          <w:tcPr/>
-          <w:p>
-            <w:pPr>
-              <w:pStyle w:val="Compact"/>
-            </w:pPr>
-            <w:r>
-              <w:t xml:space="preserve">Grid validation status incomplete information</w:t>
-            </w:r>
-          </w:p>
-        </w:tc>
-        <w:tc>
-          <w:tcPr/>
-          <w:p>
-            <w:pPr>
-              <w:pStyle w:val="Compact"/>
-            </w:pPr>
-            <w:r>
-              <w:t xml:space="preserve">SP</w:t>
-            </w:r>
-          </w:p>
-        </w:tc>
-        <w:tc>
-          <w:tcPr/>
-          <w:p>
-            <w:pPr>
-              <w:pStyle w:val="Compact"/>
-            </w:pPr>
-            <w:r>
-              <w:t xml:space="preserve">Update missing information</w:t>
-            </w:r>
-          </w:p>
-        </w:tc>
-      </w:tr>
-      <w:tr>
-        <w:tc>
-          <w:tcPr/>
-          <w:p>
-            <w:pPr>
-              <w:pStyle w:val="Compact"/>
-            </w:pPr>
-            <w:r>
-              <w:t xml:space="preserve">no.elhub.flex.controllable_unit.grid_validation_status.pending</w:t>
-            </w:r>
-          </w:p>
-        </w:tc>
-        <w:tc>
-          <w:tcPr/>
-          <w:p>
-            <w:pPr>
-              <w:pStyle w:val="Compact"/>
-            </w:pPr>
-            <w:r>
-              <w:t xml:space="preserve">Grid validation status pending</w:t>
-            </w:r>
-          </w:p>
-        </w:tc>
-        <w:tc>
-          <w:tcPr/>
-          <w:p>
-            <w:pPr>
-              <w:pStyle w:val="Compact"/>
-            </w:pPr>
-            <w:r>
-              <w:t xml:space="preserve">CSO</w:t>
-            </w:r>
-          </w:p>
-        </w:tc>
-        <w:tc>
-          <w:tcPr/>
-          <w:p>
-            <w:pPr>
-              <w:pStyle w:val="Compact"/>
-            </w:pPr>
-            <w:r>
-              <w:t xml:space="preserve">Verify CU for grid verification and update status</w:t>
             </w:r>
           </w:p>
         </w:tc>

--- a/download/notice.docx
+++ b/download/notice.docx
@@ -2971,7 +2971,7 @@
     <w:bookmarkEnd w:id="44"/>
     <w:bookmarkEnd w:id="45"/>
     <w:sectPr>
-      <w:headerReference r:id="rId11" w:type="default"/>
+      <w:headerReference r:id="rId9" w:type="default"/>
       <w:pgSz w:h="11906" w:orient="landscape" w:w="16838"/>
       <w:pgMar w:bottom="1417" w:footer="708" w:gutter="0" w:header="708" w:left="1417" w:right="1417" w:top="1417"/>
       <w:cols w:space="708"/>

--- a/download/notice.docx
+++ b/download/notice.docx
@@ -1395,6 +1395,9 @@
             <w:pPr>
               <w:pStyle w:val="Compact"/>
             </w:pPr>
+            <w:r>
+              <w:t xml:space="preserve">Object</w:t>
+            </w:r>
             <w:r>
               <w:t xml:space="preserve">Read only</w:t>
             </w:r>
@@ -2971,7 +2974,7 @@
     <w:bookmarkEnd w:id="44"/>
     <w:bookmarkEnd w:id="45"/>
     <w:sectPr>
-      <w:headerReference r:id="rId9" w:type="default"/>
+      <w:headerReference r:id="rId11" w:type="default"/>
       <w:pgSz w:h="11906" w:orient="landscape" w:w="16838"/>
       <w:pgMar w:bottom="1417" w:footer="708" w:gutter="0" w:header="708" w:left="1417" w:right="1417" w:top="1417"/>
       <w:cols w:space="708"/>

--- a/download/notice.docx
+++ b/download/notice.docx
@@ -2974,7 +2974,7 @@
     <w:bookmarkEnd w:id="44"/>
     <w:bookmarkEnd w:id="45"/>
     <w:sectPr>
-      <w:headerReference r:id="rId11" w:type="default"/>
+      <w:headerReference r:id="rId9" w:type="default"/>
       <w:pgSz w:h="11906" w:orient="landscape" w:w="16838"/>
       <w:pgMar w:bottom="1417" w:footer="708" w:gutter="0" w:header="708" w:left="1417" w:right="1417" w:top="1417"/>
       <w:cols w:space="708"/>

--- a/download/notice.docx
+++ b/download/notice.docx
@@ -2974,7 +2974,7 @@
     <w:bookmarkEnd w:id="44"/>
     <w:bookmarkEnd w:id="45"/>
     <w:sectPr>
-      <w:headerReference r:id="rId9" w:type="default"/>
+      <w:headerReference r:id="rId11" w:type="default"/>
       <w:pgSz w:h="11906" w:orient="landscape" w:w="16838"/>
       <w:pgMar w:bottom="1417" w:footer="708" w:gutter="0" w:header="708" w:left="1417" w:right="1417" w:top="1417"/>
       <w:cols w:space="708"/>

--- a/download/notice.docx
+++ b/download/notice.docx
@@ -168,6 +168,52 @@
             </w:pPr>
             <w:r>
               <w:t xml:space="preserve">Update CUSP to match the updated end user data from Elhub</w:t>
+            </w:r>
+          </w:p>
+        </w:tc>
+      </w:tr>
+      <w:tr>
+        <w:tc>
+          <w:tcPr/>
+          <w:p>
+            <w:pPr>
+              <w:pStyle w:val="Compact"/>
+            </w:pPr>
+            <w:r>
+              <w:t xml:space="preserve">no.elhub.flex.controllable_unit.maximum_active_power.ratio</w:t>
+            </w:r>
+          </w:p>
+        </w:tc>
+        <w:tc>
+          <w:tcPr/>
+          <w:p>
+            <w:pPr>
+              <w:pStyle w:val="Compact"/>
+            </w:pPr>
+            <w:r>
+              <w:t xml:space="preserve">Inconsistency: Flexible power exceeds rated power</w:t>
+            </w:r>
+          </w:p>
+        </w:tc>
+        <w:tc>
+          <w:tcPr/>
+          <w:p>
+            <w:pPr>
+              <w:pStyle w:val="Compact"/>
+            </w:pPr>
+            <w:r>
+              <w:t xml:space="preserve">SP</w:t>
+            </w:r>
+          </w:p>
+        </w:tc>
+        <w:tc>
+          <w:tcPr/>
+          <w:p>
+            <w:pPr>
+              <w:pStyle w:val="Compact"/>
+            </w:pPr>
+            <w:r>
+              <w:t xml:space="preserve">Update the flexible power or add technical resources</w:t>
             </w:r>
           </w:p>
         </w:tc>

--- a/download/notice.docx
+++ b/download/notice.docx
@@ -122,6 +122,128 @@
             </w:pPr>
             <w:r>
               <w:t xml:space="preserve">Action required</w:t>
+            </w:r>
+          </w:p>
+        </w:tc>
+      </w:tr>
+      <w:tr>
+        <w:tc>
+          <w:tcPr/>
+          <w:p>
+            <w:pPr>
+              <w:pStyle w:val="Compact"/>
+            </w:pPr>
+            <w:r>
+              <w:t xml:space="preserve">no.elhub.flex.accounting_point_grid_location.missing</w:t>
+            </w:r>
+          </w:p>
+        </w:tc>
+        <w:tc>
+          <w:tcPr/>
+          <w:p>
+            <w:pPr>
+              <w:pStyle w:val="Compact"/>
+            </w:pPr>
+            <w:r>
+              <w:t xml:space="preserve">Accounting point has no grid location registered</w:t>
+            </w:r>
+          </w:p>
+        </w:tc>
+        <w:tc>
+          <w:tcPr/>
+          <w:p>
+            <w:pPr>
+              <w:pStyle w:val="Compact"/>
+            </w:pPr>
+            <w:r>
+              <w:t xml:space="preserve">CSO</w:t>
+            </w:r>
+          </w:p>
+        </w:tc>
+        <w:tc>
+          <w:tcPr/>
+          <w:p>
+            <w:pPr>
+              <w:pStyle w:val="Compact"/>
+            </w:pPr>
+            <w:r>
+              <w:t xml:space="preserve">Register a grid location for the accounting point</w:t>
+            </w:r>
+          </w:p>
+        </w:tc>
+      </w:tr>
+      <w:tr>
+        <w:tc>
+          <w:tcPr/>
+          <w:p>
+            <w:pPr>
+              <w:pStyle w:val="Compact"/>
+            </w:pPr>
+            <w:r>
+              <w:t xml:space="preserve">no.elhub.flex.accounting_point_grid_location.source_insufficient</w:t>
+            </w:r>
+          </w:p>
+        </w:tc>
+        <w:tc>
+          <w:tcPr/>
+          <w:p>
+            <w:pPr>
+              <w:pStyle w:val="Compact"/>
+            </w:pPr>
+            <w:r>
+              <w:t xml:space="preserve">Grid location source must be</w:t>
+            </w:r>
+            <w:r>
+              <w:t xml:space="preserve"> </w:t>
+            </w:r>
+            <w:r>
+              <w:rPr>
+                <w:rStyle w:val="VerbatimChar"/>
+              </w:rPr>
+              <w:t xml:space="preserve">cso</w:t>
+            </w:r>
+            <w:r>
+              <w:t xml:space="preserve"> </w:t>
+            </w:r>
+            <w:r>
+              <w:t xml:space="preserve">or</w:t>
+            </w:r>
+            <w:r>
+              <w:t xml:space="preserve"> </w:t>
+            </w:r>
+            <w:r>
+              <w:rPr>
+                <w:rStyle w:val="VerbatimChar"/>
+              </w:rPr>
+              <w:t xml:space="preserve">grid_model</w:t>
+            </w:r>
+            <w:r>
+              <w:t xml:space="preserve"> </w:t>
+            </w:r>
+            <w:r>
+              <w:t xml:space="preserve">for APs with CUs that are not small</w:t>
+            </w:r>
+          </w:p>
+        </w:tc>
+        <w:tc>
+          <w:tcPr/>
+          <w:p>
+            <w:pPr>
+              <w:pStyle w:val="Compact"/>
+            </w:pPr>
+            <w:r>
+              <w:t xml:space="preserve">CSO</w:t>
+            </w:r>
+          </w:p>
+        </w:tc>
+        <w:tc>
+          <w:tcPr/>
+          <w:p>
+            <w:pPr>
+              <w:pStyle w:val="Compact"/>
+            </w:pPr>
+            <w:r>
+              <w:t xml:space="preserve">Confirm or update the grid location</w:t>
             </w:r>
           </w:p>
         </w:tc>
